--- a/kubernetes/Kuberneted details notes.docx
+++ b/kubernetes/Kuberneted details notes.docx
@@ -12,832 +12,271 @@
     </w:p>
     <w:p>
       <w:r>
-        <w:t>Kubernetes API server uses the service name + namespace domain names to communicate with resources. So Pods need to be able to resolve that domain name.</w:t>
+        <w:t xml:space="preserve">In </w:t>
+      </w:r>
+      <w:r>
+        <w:t>Kubernetes</w:t>
+      </w:r>
+      <w:r>
+        <w:t>,</w:t>
+      </w:r>
+      <w:r>
+        <w:t xml:space="preserve"> </w:t>
+      </w:r>
+      <w:r>
+        <w:t xml:space="preserve">resources </w:t>
+      </w:r>
+      <w:r>
+        <w:t xml:space="preserve">uses </w:t>
+      </w:r>
+      <w:r>
+        <w:t>DNS</w:t>
+      </w:r>
+      <w:r>
+        <w:t xml:space="preserve"> names to communicate with</w:t>
+      </w:r>
+      <w:r>
+        <w:t xml:space="preserve"> each other</w:t>
+      </w:r>
+      <w:r>
+        <w:t xml:space="preserve">. </w:t>
       </w:r>
     </w:p>
     <w:p>
       <w:r>
-        <w:t>In its logs we can see some information about the traffic.</w:t>
+        <w:t xml:space="preserve">Pods need to be able to resolve </w:t>
+      </w:r>
+      <w:r>
+        <w:t>those</w:t>
+      </w:r>
+      <w:r>
+        <w:t xml:space="preserve"> domain name</w:t>
+      </w:r>
+      <w:r>
+        <w:t>s to communicate with other resources</w:t>
+      </w:r>
+      <w:r>
+        <w:t>.</w:t>
+      </w:r>
+      <w:r>
+        <w:t xml:space="preserve"> In order to do that, they should have in the /etc/resolv.conf file an IP address of CoreDNS service. That indicates that CoreDNS is used for resolving DNS names.</w:t>
       </w:r>
     </w:p>
     <w:p>
       <w:r>
-        <w:t>The iptables is used to control traffic inside the cluster, including communication to the DNS server. We can use it to see the firewall rules.</w:t>
+        <w:t xml:space="preserve">In </w:t>
+      </w:r>
+      <w:r>
+        <w:t xml:space="preserve">CoreDNS </w:t>
+      </w:r>
+      <w:r>
+        <w:t>logs we can see some information about the traffic.</w:t>
       </w:r>
     </w:p>
     <w:p>
       <w:r>
-        <w:t>In the CoreDNS configMap, next to the ‘forward’ keyword, is specified</w:t>
-      </w:r>
-      <w:r>
-        <w:t xml:space="preserve"> </w:t>
-      </w:r>
-      <w:r>
-        <w:t>either an IP addresses or a path to the file (like /etc/</w:t>
-      </w:r>
-      <w:r>
-        <w:t>resolv.conf</w:t>
-      </w:r>
-      <w:r>
-        <w:t xml:space="preserve">) with IP addresses of the DNS servers which will be resolving DNS names which CoreDNS can’t resolve itself. </w:t>
+        <w:t xml:space="preserve">The iptables is used to control traffic inside the cluster, including communication to the DNS server. We can use it to see </w:t>
+      </w:r>
+      <w:r>
+        <w:t xml:space="preserve">for example </w:t>
+      </w:r>
+      <w:r>
+        <w:t>the firewall rules.</w:t>
       </w:r>
     </w:p>
     <w:p>
       <w:r>
-        <w:t xml:space="preserve">Its IP address should be used in the </w:t>
-      </w:r>
-      <w:r>
-        <w:t>/etc/resolv.conf</w:t>
-      </w:r>
-      <w:r>
-        <w:t xml:space="preserve"> file of Pods indicating that this server will be resolving DNS names.</w:t>
+        <w:t>In the CoreDNS configMap, next to the ‘forward’ keyword, is specified</w:t>
+      </w:r>
+      <w:r>
+        <w:t xml:space="preserve"> </w:t>
+      </w:r>
+      <w:r>
+        <w:t>either an IP addresses or a path to the file (like /etc/</w:t>
+      </w:r>
+      <w:r>
+        <w:t>resolv.conf</w:t>
+      </w:r>
+      <w:r>
+        <w:t xml:space="preserve">) with IP addresses of the DNS servers which will be resolving DNS names which CoreDNS can’t resolve itself. </w:t>
       </w:r>
     </w:p>
     <w:p>
       <w:pPr>
-        <w:pStyle w:val="Heading2"/>
-      </w:pPr>
-      <w:r>
-        <w:t>Testing DNS</w:t>
+        <w:pStyle w:val="Heading1"/>
+      </w:pPr>
+      <w:r>
+        <w:t>Webhooks</w:t>
       </w:r>
     </w:p>
     <w:p>
       <w:r>
-        <w:t>We can create simple Pod using public image and use nslookup to check if DNS works properly.</w:t>
+        <w:t>Webhook</w:t>
+      </w:r>
+      <w:r>
+        <w:t xml:space="preserve"> uses TLS certificates for secure HTTPS communication between Kubernetes API server and Webhook server. It is saved as files on the Webhook server and as the caBundle field in the </w:t>
+      </w:r>
+      <w:r>
+        <w:t>MutatingWebhookConfiguration or ValidatingWebhookConfiguration</w:t>
+      </w:r>
+      <w:r>
+        <w:t>.</w:t>
       </w:r>
     </w:p>
     <w:p>
-      <w:r>
-        <w:t>Create a Pod. We will get access to its terminal and that Pod will be deleted after exiting it:</w:t>
+      <w:pPr>
+        <w:pStyle w:val="Heading1"/>
+      </w:pPr>
+      <w:r>
+        <w:t>Setting up Kubernetes</w:t>
       </w:r>
     </w:p>
     <w:p>
       <w:pPr>
-        <w:pStyle w:val="ListParagraph"/>
-        <w:numPr>
-          <w:ilvl w:val="0"/>
-          <w:numId w:val="3"/>
-        </w:numPr>
-      </w:pPr>
-      <w:r>
-        <w:t>kubectl run dns-test --image=busybox:1.28 --restart=Never -it --rm -- /bin/sh</w:t>
+        <w:pStyle w:val="Heading2"/>
+      </w:pPr>
+      <w:r>
+        <w:t>Kubernetes config file</w:t>
       </w:r>
     </w:p>
     <w:p>
       <w:r>
-        <w:t>From the Pod’s terminal run:</w:t>
+        <w:t xml:space="preserve">This </w:t>
+      </w:r>
+      <w:r>
+        <w:t xml:space="preserve">file </w:t>
+      </w:r>
+      <w:r>
+        <w:t>contains configuration files that kubectl uses to connect and authenticate to Kubernetes</w:t>
+      </w:r>
+      <w:r>
+        <w:t xml:space="preserve"> and it is located usually at </w:t>
+      </w:r>
+      <w:r>
+        <w:t>/etc/kubernetes/admin.conf</w:t>
+      </w:r>
+      <w:r>
+        <w:t>.</w:t>
       </w:r>
     </w:p>
     <w:p>
-      <w:pPr>
-        <w:pStyle w:val="ListParagraph"/>
-        <w:numPr>
-          <w:ilvl w:val="0"/>
-          <w:numId w:val="3"/>
-        </w:numPr>
-      </w:pPr>
-      <w:r>
-        <w:t>nslookup kubernetes.default</w:t>
-      </w:r>
-      <w:r>
-        <w:t xml:space="preserve"> – DNS name for API server</w:t>
+      <w:r>
+        <w:t xml:space="preserve">When </w:t>
+      </w:r>
+      <w:r>
+        <w:t xml:space="preserve">Linux user uses kubectl, then </w:t>
+      </w:r>
+      <w:r>
+        <w:t>those configuration files</w:t>
+      </w:r>
+      <w:r>
+        <w:t xml:space="preserve"> specifies which Kubernetes user will be used for executing kubectl commands, like creating resources.</w:t>
       </w:r>
     </w:p>
     <w:p>
-      <w:pPr>
-        <w:pStyle w:val="ListParagraph"/>
-        <w:numPr>
-          <w:ilvl w:val="0"/>
-          <w:numId w:val="3"/>
-        </w:numPr>
-      </w:pPr>
-      <w:r>
-        <w:t>nslookup google.com</w:t>
-      </w:r>
-      <w:r>
-        <w:t xml:space="preserve"> – check a public domain</w:t>
+      <w:r>
+        <w:t xml:space="preserve">Depending on which </w:t>
+      </w:r>
+      <w:r>
+        <w:t>configuration files</w:t>
+      </w:r>
+      <w:r>
+        <w:t xml:space="preserve"> </w:t>
+      </w:r>
+      <w:r>
+        <w:t>are</w:t>
+      </w:r>
+      <w:r>
+        <w:t xml:space="preserve"> used, user might see different resources in Kubernetes because of permissions assigned to the Kubernetes user which is used.</w:t>
       </w:r>
     </w:p>
     <w:p>
       <w:pPr>
         <w:pStyle w:val="Heading2"/>
       </w:pPr>
-      <w:bookmarkStart w:id="0" w:name="_Hlk203131274"/>
-      <w:r>
-        <w:t>resolv.conf</w:t>
-      </w:r>
-      <w:r>
-        <w:t xml:space="preserve"> </w:t>
-      </w:r>
-      <w:r>
-        <w:t>file</w:t>
+      <w:r>
+        <w:t>KUBECONFIG variable</w:t>
       </w:r>
     </w:p>
     <w:p>
       <w:r>
-        <w:t>/etc/resolv.conf</w:t>
-      </w:r>
-      <w:r>
-        <w:t xml:space="preserve"> file contains information about IP addresses of the DNS servers which are used for translating DNS names.</w:t>
+        <w:t xml:space="preserve">This variable indicates a path to the Kubernetes configuration </w:t>
+      </w:r>
+      <w:r>
+        <w:t xml:space="preserve">file </w:t>
+      </w:r>
+      <w:r>
+        <w:t>(</w:t>
+      </w:r>
+      <w:r>
+        <w:t>admin.conf</w:t>
+      </w:r>
+      <w:r>
+        <w:t>). If it is not set up then Kubernetes will look for that config file in the default location ~/.kube/config.</w:t>
       </w:r>
     </w:p>
     <w:p>
-      <w:r>
-        <w:t>It is contained in every Pod and is used for resolving domain (DNS) names.</w:t>
+      <w:pPr>
+        <w:pStyle w:val="Heading2"/>
+      </w:pPr>
+      <w:r>
+        <w:lastRenderedPageBreak/>
+        <w:t>Containerd</w:t>
       </w:r>
     </w:p>
     <w:p>
       <w:r>
-        <w:t xml:space="preserve">In the </w:t>
-      </w:r>
-      <w:r>
-        <w:t>resolv.conf</w:t>
-      </w:r>
-      <w:r>
-        <w:t xml:space="preserve"> file </w:t>
-      </w:r>
-      <w:r>
-        <w:t xml:space="preserve">in a Pod </w:t>
-      </w:r>
-      <w:r>
-        <w:t>there might be written:</w:t>
+        <w:t>Kubernetes uses containerd as a runtime for running containers.</w:t>
+      </w:r>
+      <w:r>
+        <w:t xml:space="preserve"> Kubelet is communicating with it.</w:t>
       </w:r>
     </w:p>
     <w:p>
       <w:pPr>
-        <w:pStyle w:val="ListParagraph"/>
-        <w:numPr>
-          <w:ilvl w:val="0"/>
-          <w:numId w:val="5"/>
-        </w:numPr>
-      </w:pPr>
-      <w:r>
-        <w:t>search domain-name-1 domain-name-2 …</w:t>
+        <w:pStyle w:val="Heading3"/>
+      </w:pPr>
+      <w:r>
+        <w:t>Containerd.sock</w:t>
       </w:r>
     </w:p>
     <w:p>
-      <w:pPr>
-        <w:pStyle w:val="ListParagraph"/>
-        <w:numPr>
-          <w:ilvl w:val="0"/>
-          <w:numId w:val="5"/>
-        </w:numPr>
-      </w:pPr>
-      <w:r>
-        <w:t>Options ndots:x</w:t>
+      <w:r>
+        <w:t>It is a file which is a Unix domain socket. It is used for communication between containerd and clients (like Kubernetes</w:t>
+      </w:r>
+      <w:r>
+        <w:t xml:space="preserve"> (kubelet)</w:t>
+      </w:r>
+      <w:r>
+        <w:t xml:space="preserve"> and other CLI tools).</w:t>
       </w:r>
     </w:p>
     <w:p>
-      <w:r>
-        <w:t xml:space="preserve">That means </w:t>
-      </w:r>
-      <w:r>
-        <w:t xml:space="preserve">there need to be at least x dots in the domain name in order to be treated as </w:t>
-      </w:r>
-      <w:bookmarkStart w:id="1" w:name="_Hlk203131249"/>
-      <w:r>
-        <w:t xml:space="preserve">FQDN. </w:t>
-      </w:r>
-    </w:p>
-    <w:bookmarkEnd w:id="0"/>
-    <w:p>
-      <w:r>
-        <w:lastRenderedPageBreak/>
-        <w:t>So if Pod tries to resolve a domain name which has less than x dots, then it will try to append domain names from the ‘search’ field to the domain name which it is trying to resolve.</w:t>
-      </w:r>
-      <w:bookmarkEnd w:id="1"/>
+      <w:pPr>
+        <w:pStyle w:val="Heading3"/>
+      </w:pPr>
+      <w:r>
+        <w:t>Crictl</w:t>
+      </w:r>
     </w:p>
     <w:p>
-      <w:pPr>
-        <w:pStyle w:val="Heading2"/>
-      </w:pPr>
-      <w:r>
-        <w:t>Useful commands</w:t>
+      <w:r>
+        <w:t>It is a CLI tool used to interact with container runtimes like containerd.</w:t>
       </w:r>
     </w:p>
     <w:p>
       <w:pPr>
-        <w:pStyle w:val="ListParagraph"/>
-        <w:numPr>
-          <w:ilvl w:val="0"/>
-          <w:numId w:val="2"/>
-        </w:numPr>
-      </w:pPr>
-      <w:r>
-        <w:t xml:space="preserve">iptables – check firewall rules. We can use it to check if rules for </w:t>
-      </w:r>
-      <w:r>
-        <w:t xml:space="preserve">CoreDNS </w:t>
-      </w:r>
-      <w:r>
-        <w:t>and kube-proxy are set up properly.</w:t>
+        <w:pStyle w:val="Heading3"/>
+      </w:pPr>
+      <w:r>
+        <w:t>Crictl.yaml</w:t>
       </w:r>
     </w:p>
     <w:p>
-      <w:pPr>
-        <w:pStyle w:val="ListParagraph"/>
-        <w:numPr>
-          <w:ilvl w:val="0"/>
-          <w:numId w:val="2"/>
-        </w:numPr>
-      </w:pPr>
-      <w:r>
-        <w:t xml:space="preserve">EDITOR=nano </w:t>
-      </w:r>
-      <w:r>
-        <w:t>kubectl edit configmap coredns -n kube-system</w:t>
-      </w:r>
-      <w:r>
-        <w:t xml:space="preserve"> – Use nano in order to edit a configMap called ‘coredns’ in the ‘kube-system’ namespace.</w:t>
+      <w:r>
+        <w:t>It is a configuration file used by the circtl. Amoung the others it specifies a path to the socket (the .sock file) to use.</w:t>
       </w:r>
     </w:p>
-    <w:p>
-      <w:pPr>
-        <w:pStyle w:val="ListParagraph"/>
-        <w:numPr>
-          <w:ilvl w:val="0"/>
-          <w:numId w:val="2"/>
-        </w:numPr>
-      </w:pPr>
-      <w:r>
-        <w:t>kubectl rollout restart deployment coredns -n kube-system</w:t>
-      </w:r>
-      <w:r>
-        <w:t xml:space="preserve"> – restart a coredns deployment.</w:t>
-      </w:r>
-    </w:p>
-    <w:p>
-      <w:pPr>
-        <w:pStyle w:val="Heading1"/>
-      </w:pPr>
-      <w:r>
-        <w:t>Pods</w:t>
-      </w:r>
-    </w:p>
-    <w:p>
-      <w:pPr>
-        <w:pStyle w:val="ListParagraph"/>
-        <w:numPr>
-          <w:ilvl w:val="0"/>
-          <w:numId w:val="2"/>
-        </w:numPr>
-      </w:pPr>
-      <w:r>
-        <w:t>kubectl get pod &lt;pod-name&gt; -n &lt;namespace&gt; -o yaml</w:t>
-      </w:r>
-      <w:r>
-        <w:t xml:space="preserve"> – Get the Pod specification in YAML format.</w:t>
-      </w:r>
-    </w:p>
-    <w:p>
-      <w:pPr>
-        <w:pStyle w:val="ListParagraph"/>
-        <w:numPr>
-          <w:ilvl w:val="0"/>
-          <w:numId w:val="2"/>
-        </w:numPr>
-      </w:pPr>
-      <w:r>
-        <w:t>kubectl get pods</w:t>
-      </w:r>
-      <w:r>
-        <w:t xml:space="preserve"> -n namespace – list Pods in the specified namespace</w:t>
-      </w:r>
-    </w:p>
-    <w:p>
-      <w:pPr>
-        <w:pStyle w:val="ListParagraph"/>
-        <w:numPr>
-          <w:ilvl w:val="0"/>
-          <w:numId w:val="2"/>
-        </w:numPr>
-      </w:pPr>
-      <w:r>
-        <w:t>kubectl get pods</w:t>
-      </w:r>
-      <w:r>
-        <w:t xml:space="preserve"> –all-namespaces – List Pods in all namespaces</w:t>
-      </w:r>
-    </w:p>
-    <w:p>
-      <w:pPr>
-        <w:pStyle w:val="ListParagraph"/>
-        <w:numPr>
-          <w:ilvl w:val="0"/>
-          <w:numId w:val="2"/>
-        </w:numPr>
-      </w:pPr>
-      <w:r>
-        <w:t xml:space="preserve">kubectl delete pod &lt;pod-name&gt; - Delete the Pod. </w:t>
-      </w:r>
-    </w:p>
-    <w:p>
-      <w:pPr>
-        <w:pStyle w:val="ListParagraph"/>
-        <w:numPr>
-          <w:ilvl w:val="0"/>
-          <w:numId w:val="2"/>
-        </w:numPr>
-      </w:pPr>
-      <w:r>
-        <w:t>kubectl exec -it</w:t>
-      </w:r>
-      <w:r>
-        <w:t xml:space="preserve"> &lt;</w:t>
-      </w:r>
-      <w:r>
-        <w:t>pod</w:t>
-      </w:r>
-      <w:r>
-        <w:t>-name&gt;</w:t>
-      </w:r>
-      <w:r>
-        <w:t xml:space="preserve"> -- /bin/bash</w:t>
-      </w:r>
-      <w:r>
-        <w:t xml:space="preserve"> – Get access to a bash session in a running Pod.</w:t>
-      </w:r>
-    </w:p>
-    <w:p>
-      <w:pPr>
-        <w:pStyle w:val="ListParagraph"/>
-        <w:numPr>
-          <w:ilvl w:val="0"/>
-          <w:numId w:val="2"/>
-        </w:numPr>
-      </w:pPr>
-      <w:r>
-        <w:t xml:space="preserve">kubectl run -it </w:t>
-      </w:r>
-      <w:r>
-        <w:t>&lt;</w:t>
-      </w:r>
-      <w:r>
-        <w:t>pod</w:t>
-      </w:r>
-      <w:r>
-        <w:t>-name&gt;</w:t>
-      </w:r>
-      <w:r>
-        <w:t xml:space="preserve"> --image=your-docker-image -- /bin/bash</w:t>
-      </w:r>
-      <w:r>
-        <w:t xml:space="preserve"> – Run a Pod and get access to a bash session in it.</w:t>
-      </w:r>
-    </w:p>
-    <w:p>
-      <w:pPr>
-        <w:pStyle w:val="Heading1"/>
-      </w:pPr>
-      <w:r>
-        <w:t>Logs</w:t>
-      </w:r>
-    </w:p>
-    <w:p>
-      <w:pPr>
-        <w:pStyle w:val="ListParagraph"/>
-        <w:numPr>
-          <w:ilvl w:val="0"/>
-          <w:numId w:val="2"/>
-        </w:numPr>
-      </w:pPr>
-      <w:r>
-        <w:t xml:space="preserve">kubectl logs -n </w:t>
-      </w:r>
-      <w:r>
-        <w:t>&lt;namespace_name&gt;</w:t>
-      </w:r>
-      <w:r>
-        <w:t xml:space="preserve"> &lt;pod-name&gt;</w:t>
-      </w:r>
-      <w:r>
-        <w:t xml:space="preserve"> - check logs of a Pod from a given namespace</w:t>
-      </w:r>
-    </w:p>
-    <w:p>
-      <w:pPr>
-        <w:pStyle w:val="Heading1"/>
-      </w:pPr>
-      <w:r>
-        <w:t>Nodes</w:t>
-      </w:r>
-    </w:p>
-    <w:p>
-      <w:pPr>
-        <w:pStyle w:val="ListParagraph"/>
-        <w:numPr>
-          <w:ilvl w:val="0"/>
-          <w:numId w:val="2"/>
-        </w:numPr>
-      </w:pPr>
-      <w:r>
-        <w:t xml:space="preserve">kubectl get </w:t>
-      </w:r>
-      <w:r>
-        <w:t>nodes – list nodes</w:t>
-      </w:r>
-    </w:p>
-    <w:p>
-      <w:pPr>
-        <w:pStyle w:val="Heading1"/>
-      </w:pPr>
-      <w:r>
-        <w:t>Services</w:t>
-      </w:r>
-    </w:p>
-    <w:p>
-      <w:pPr>
-        <w:pStyle w:val="ListParagraph"/>
-        <w:numPr>
-          <w:ilvl w:val="0"/>
-          <w:numId w:val="2"/>
-        </w:numPr>
-      </w:pPr>
-      <w:r>
-        <w:t xml:space="preserve">kubectl get </w:t>
-      </w:r>
-      <w:r>
-        <w:t>svc – list services</w:t>
-      </w:r>
-    </w:p>
-    <w:p>
-      <w:pPr>
-        <w:pStyle w:val="Heading1"/>
-      </w:pPr>
-      <w:r>
-        <w:lastRenderedPageBreak/>
-        <w:t>Roles</w:t>
-      </w:r>
-    </w:p>
-    <w:p>
-      <w:pPr>
-        <w:pStyle w:val="ListParagraph"/>
-        <w:numPr>
-          <w:ilvl w:val="0"/>
-          <w:numId w:val="2"/>
-        </w:numPr>
-      </w:pPr>
-      <w:r>
-        <w:t xml:space="preserve">kubectl get rolebinding,clusterrolebinding --all-namespaces -o wide | grep </w:t>
-      </w:r>
-      <w:r>
-        <w:t>&lt;name&gt; – get roles assigned to all the users, groups and Service Accounts. ‘grep’ filters outputs to find for a specific string.</w:t>
-      </w:r>
-    </w:p>
-    <w:p>
-      <w:pPr>
-        <w:pStyle w:val="Heading1"/>
-      </w:pPr>
-      <w:r>
-        <w:t>Other commands</w:t>
-      </w:r>
-    </w:p>
-    <w:p>
-      <w:pPr>
-        <w:pStyle w:val="ListParagraph"/>
-        <w:numPr>
-          <w:ilvl w:val="0"/>
-          <w:numId w:val="2"/>
-        </w:numPr>
-      </w:pPr>
-      <w:r>
-        <w:t>kubectl apply -f</w:t>
-      </w:r>
-      <w:r>
-        <w:t xml:space="preserve"> path_to_yaml_manifest – deploy resource using its manifest YAML</w:t>
-      </w:r>
-    </w:p>
-    <w:p>
-      <w:pPr>
-        <w:pStyle w:val="ListParagraph"/>
-        <w:numPr>
-          <w:ilvl w:val="0"/>
-          <w:numId w:val="2"/>
-        </w:numPr>
-      </w:pPr>
-      <w:r>
-        <w:t xml:space="preserve">kubectl rollout restart deployment </w:t>
-      </w:r>
-      <w:r>
-        <w:t>&lt;deployment-name&gt;</w:t>
-      </w:r>
-      <w:r>
-        <w:t xml:space="preserve"> -n</w:t>
-      </w:r>
-      <w:r>
-        <w:t xml:space="preserve"> &lt;namespace&gt;– restart a deployment</w:t>
-      </w:r>
-    </w:p>
-    <w:p>
-      <w:pPr>
-        <w:pStyle w:val="ListParagraph"/>
-        <w:numPr>
-          <w:ilvl w:val="0"/>
-          <w:numId w:val="2"/>
-        </w:numPr>
-      </w:pPr>
-      <w:r>
-        <w:t xml:space="preserve">Kubectl </w:t>
-      </w:r>
-      <w:r>
-        <w:t>get …. -o YAML – get information about a YAML specification of some resource.</w:t>
-      </w:r>
-    </w:p>
-    <w:p>
-      <w:pPr>
-        <w:pStyle w:val="ListParagraph"/>
-        <w:numPr>
-          <w:ilvl w:val="0"/>
-          <w:numId w:val="2"/>
-        </w:numPr>
-      </w:pPr>
-      <w:r>
-        <w:t>Kubectl describe &lt;resource-type&gt; &lt;resource-name&gt; -n &lt;namespace&gt; - Describe given resource. Similar to YAML specification but there are additionally for example events (warnings, errors).</w:t>
-      </w:r>
-    </w:p>
-    <w:p>
-      <w:pPr>
-        <w:pStyle w:val="ListParagraph"/>
-        <w:numPr>
-          <w:ilvl w:val="0"/>
-          <w:numId w:val="2"/>
-        </w:numPr>
-      </w:pPr>
-      <w:r>
-        <w:t xml:space="preserve">EDITOR=nano </w:t>
-      </w:r>
-      <w:r>
-        <w:t xml:space="preserve">kubectl edit </w:t>
-      </w:r>
-      <w:r>
-        <w:t>&lt;resource-type&gt;</w:t>
-      </w:r>
-      <w:r>
-        <w:t xml:space="preserve"> </w:t>
-      </w:r>
-      <w:r>
-        <w:t xml:space="preserve">&lt;resource-name&gt; </w:t>
-      </w:r>
-      <w:r>
-        <w:t>-n</w:t>
-      </w:r>
-      <w:r>
-        <w:t xml:space="preserve"> &lt;namespace&gt; </w:t>
-      </w:r>
-      <w:r>
-        <w:t xml:space="preserve">– Use nano in order to edit a </w:t>
-      </w:r>
-      <w:r>
-        <w:t>specified resource.</w:t>
-      </w:r>
-    </w:p>
-    <w:p>
-      <w:pPr>
-        <w:pStyle w:val="ListParagraph"/>
-        <w:numPr>
-          <w:ilvl w:val="0"/>
-          <w:numId w:val="2"/>
-        </w:numPr>
-      </w:pPr>
-      <w:r>
-        <w:t>Kubectl patch &lt;resource-type&gt; &lt;resource-name&gt; -n &lt;namespace&gt;</w:t>
-      </w:r>
-      <w:r>
-        <w:t xml:space="preserve"> …</w:t>
-      </w:r>
-      <w:r>
-        <w:t xml:space="preserve"> - </w:t>
-      </w:r>
-      <w:r>
-        <w:t>Modify</w:t>
-      </w:r>
-      <w:r>
-        <w:t xml:space="preserve"> a </w:t>
-      </w:r>
-      <w:r>
-        <w:t>specified resource</w:t>
-      </w:r>
-      <w:r>
-        <w:t xml:space="preserve"> (there are different options for doing this)</w:t>
-      </w:r>
-      <w:r>
-        <w:t>.</w:t>
-      </w:r>
-    </w:p>
-    <w:p>
-      <w:pPr>
-        <w:pStyle w:val="ListParagraph"/>
-        <w:numPr>
-          <w:ilvl w:val="0"/>
-          <w:numId w:val="2"/>
-        </w:numPr>
-      </w:pPr>
-    </w:p>
-    <w:p/>
-    <w:p>
-      <w:pPr>
-        <w:pStyle w:val="Heading1"/>
-      </w:pPr>
-      <w:r>
-        <w:t>S</w:t>
-      </w:r>
-      <w:r>
-        <w:t>etting up Kubernetes</w:t>
-      </w:r>
-    </w:p>
-    <w:p>
-      <w:r>
-        <w:t>Here are usefull tools for debugging.</w:t>
-      </w:r>
-    </w:p>
-    <w:p>
-      <w:pPr>
-        <w:pStyle w:val="ListParagraph"/>
-        <w:numPr>
-          <w:ilvl w:val="0"/>
-          <w:numId w:val="1"/>
-        </w:numPr>
-      </w:pPr>
-      <w:r>
-        <w:t>crictl ps</w:t>
-      </w:r>
-      <w:r>
-        <w:t xml:space="preserve"> -a – list the running and stopped containers.</w:t>
-      </w:r>
-    </w:p>
-    <w:p>
-      <w:pPr>
-        <w:pStyle w:val="ListParagraph"/>
-        <w:numPr>
-          <w:ilvl w:val="0"/>
-          <w:numId w:val="1"/>
-        </w:numPr>
-      </w:pPr>
-      <w:r>
-        <w:t>Crictl logs &lt;containerID&gt; - check logs for a given container</w:t>
-      </w:r>
-    </w:p>
-    <w:p>
-      <w:pPr>
-        <w:pStyle w:val="ListParagraph"/>
-        <w:numPr>
-          <w:ilvl w:val="0"/>
-          <w:numId w:val="1"/>
-        </w:numPr>
-      </w:pPr>
-      <w:r>
-        <w:t>ss -tuln | grep 6443</w:t>
-      </w:r>
-      <w:r>
-        <w:t xml:space="preserve"> – check processes listening on the 6443 port</w:t>
-      </w:r>
-    </w:p>
-    <w:p>
-      <w:pPr>
-        <w:pStyle w:val="ListParagraph"/>
-        <w:numPr>
-          <w:ilvl w:val="0"/>
-          <w:numId w:val="1"/>
-        </w:numPr>
-      </w:pPr>
-      <w:r>
-        <w:t>ps aux | grep kube-apiserver</w:t>
-      </w:r>
-      <w:r>
-        <w:t xml:space="preserve"> – check processes in which the ‘kube-apiserver’ string appears.</w:t>
-      </w:r>
-    </w:p>
-    <w:p>
-      <w:pPr>
-        <w:pStyle w:val="ListParagraph"/>
-        <w:numPr>
-          <w:ilvl w:val="0"/>
-          <w:numId w:val="1"/>
-        </w:numPr>
-      </w:pPr>
-      <w:r>
-        <w:t>journalctl -u kubelet -f</w:t>
-      </w:r>
-      <w:r>
-        <w:t xml:space="preserve"> – view logs from the kubelet process</w:t>
-      </w:r>
-    </w:p>
-    <w:p>
-      <w:pPr>
-        <w:pStyle w:val="ListParagraph"/>
-        <w:numPr>
-          <w:ilvl w:val="0"/>
-          <w:numId w:val="1"/>
-        </w:numPr>
-      </w:pPr>
-      <w:r>
-        <w:t>kubectl get pods -n kube-system</w:t>
-      </w:r>
-      <w:r>
-        <w:t xml:space="preserve"> – Check pods in the kube-system namespace</w:t>
-      </w:r>
-    </w:p>
-    <w:p>
-      <w:pPr>
-        <w:pStyle w:val="ListParagraph"/>
-        <w:numPr>
-          <w:ilvl w:val="0"/>
-          <w:numId w:val="1"/>
-        </w:numPr>
-      </w:pPr>
-      <w:r>
-        <w:t>telnet 10.0.1.4 6443</w:t>
-      </w:r>
-      <w:r>
-        <w:t xml:space="preserve"> – try to connect over TCP to the server with the 10.0.1.4 IP address over the 6443 port.</w:t>
-      </w:r>
-    </w:p>
-    <w:p>
-      <w:pPr>
-        <w:pStyle w:val="Heading2"/>
-      </w:pPr>
-      <w:r>
-        <w:lastRenderedPageBreak/>
-        <w:t>Kubernetes config file</w:t>
-      </w:r>
-    </w:p>
-    <w:p>
-      <w:r>
-        <w:t xml:space="preserve">This </w:t>
-      </w:r>
-      <w:r>
-        <w:t xml:space="preserve">file </w:t>
-      </w:r>
-      <w:r>
-        <w:t>contains configuration files that kubectl uses to connect and authenticate to Kubernetes</w:t>
-      </w:r>
-      <w:r>
-        <w:t xml:space="preserve"> and it is located usually at </w:t>
-      </w:r>
-      <w:r>
-        <w:t>/etc/kubernetes/admin.conf</w:t>
-      </w:r>
-      <w:r>
-        <w:t>.</w:t>
-      </w:r>
-    </w:p>
-    <w:p>
-      <w:r>
-        <w:t xml:space="preserve">When </w:t>
-      </w:r>
-      <w:r>
-        <w:t xml:space="preserve">Linux user uses kubectl, then </w:t>
-      </w:r>
-      <w:r>
-        <w:t>those configuration files</w:t>
-      </w:r>
-      <w:r>
-        <w:t xml:space="preserve"> specifies which Kubernetes user will be used for executing kubectl commands, like creating resources.</w:t>
-      </w:r>
-    </w:p>
-    <w:p>
-      <w:r>
-        <w:t xml:space="preserve">Depending on which </w:t>
-      </w:r>
-      <w:r>
-        <w:t>configuration files</w:t>
-      </w:r>
-      <w:r>
-        <w:t xml:space="preserve"> </w:t>
-      </w:r>
-      <w:r>
-        <w:t>are</w:t>
-      </w:r>
-      <w:r>
-        <w:t xml:space="preserve"> used, user might see different resources in Kubernetes because of permissions assigned to the Kubernetes user which is used.</w:t>
-      </w:r>
-    </w:p>
-    <w:p>
-      <w:pPr>
-        <w:pStyle w:val="Heading2"/>
-      </w:pPr>
-      <w:r>
-        <w:t>KUBECONFIG variable</w:t>
-      </w:r>
-    </w:p>
-    <w:p>
-      <w:r>
-        <w:t xml:space="preserve">This variable indicates a path to the Kubernetes configuration </w:t>
-      </w:r>
-      <w:r>
-        <w:t xml:space="preserve">file </w:t>
-      </w:r>
-      <w:r>
-        <w:t>(</w:t>
-      </w:r>
-      <w:r>
-        <w:t>admin.conf</w:t>
-      </w:r>
-      <w:r>
-        <w:t>). If it is not set up then Kubernetes will look for that config file in the default location ~/.kube/config.</w:t>
-      </w:r>
-    </w:p>
-    <w:p/>
     <w:sectPr>
       <w:pgSz w:w="12240" w:h="15840"/>
       <w:pgMar w:top="1440" w:right="1440" w:bottom="1440" w:left="1440" w:header="720" w:footer="720" w:gutter="0"/>
@@ -851,6 +290,119 @@
 <file path=word/numbering.xml><?xml version="1.0" encoding="utf-8"?>
 <w:numbering xmlns:wpc="http://schemas.microsoft.com/office/word/2010/wordprocessingCanvas" xmlns:cx="http://schemas.microsoft.com/office/drawing/2014/chartex" xmlns:cx1="http://schemas.microsoft.com/office/drawing/2015/9/8/chartex" xmlns:cx2="http://schemas.microsoft.com/office/drawing/2015/10/21/chartex" xmlns:cx3="http://schemas.microsoft.com/office/drawing/2016/5/9/chartex" xmlns:cx4="http://schemas.microsoft.com/office/drawing/2016/5/10/chartex" xmlns:cx5="http://schemas.microsoft.com/office/drawing/2016/5/11/chartex" xmlns:cx6="http://schemas.microsoft.com/office/drawing/2016/5/12/chartex" xmlns:cx7="http://schemas.microsoft.com/office/drawing/2016/5/13/chartex" xmlns:cx8="http://schemas.microsoft.com/office/drawing/2016/5/14/chartex" xmlns:mc="http://schemas.openxmlformats.org/markup-compatibility/2006" xmlns:aink="http://schemas.microsoft.com/office/drawing/2016/ink" xmlns:am3d="http://schemas.microsoft.com/office/drawing/2017/model3d" xmlns:o="urn:schemas-microsoft-com:office:office" xmlns:oel="http://schemas.microsoft.com/office/2019/extlst" xmlns:r="http://schemas.openxmlformats.org/officeDocument/2006/relationships" xmlns:m="http://schemas.openxmlformats.org/officeDocument/2006/math" xmlns:v="urn:schemas-microsoft-com:vml" xmlns:wp14="http://schemas.microsoft.com/office/word/2010/wordprocessingDrawing" xmlns:wp="http://schemas.openxmlformats.org/drawingml/2006/wordprocessingDrawing" xmlns:w10="urn:schemas-microsoft-com:office:word" xmlns:w="http://schemas.openxmlformats.org/wordprocessingml/2006/main" xmlns:w14="http://schemas.microsoft.com/office/word/2010/wordml" xmlns:w15="http://schemas.microsoft.com/office/word/2012/wordml" xmlns:w16cex="http://schemas.microsoft.com/office/word/2018/wordml/cex" xmlns:w16cid="http://schemas.microsoft.com/office/word/2016/wordml/cid" xmlns:w16="http://schemas.microsoft.com/office/word/2018/wordml" xmlns:w16du="http://schemas.microsoft.com/office/word/2023/wordml/word16du" xmlns:w16sdtdh="http://schemas.microsoft.com/office/word/2020/wordml/sdtdatahash" xmlns:w16sdtfl="http://schemas.microsoft.com/office/word/2024/wordml/sdtformatlock" xmlns:w16se="http://schemas.microsoft.com/office/word/2015/wordml/symex" xmlns:wpg="http://schemas.microsoft.com/office/word/2010/wordprocessingGroup" xmlns:wpi="http://schemas.microsoft.com/office/word/2010/wordprocessingInk" xmlns:wne="http://schemas.microsoft.com/office/word/2006/wordml" xmlns:wps="http://schemas.microsoft.com/office/word/2010/wordprocessingShape" mc:Ignorable="w14 w15 w16se w16cid w16 w16cex w16sdtdh w16sdtfl w16du wp14">
   <w:abstractNum w:abstractNumId="0" w15:restartNumberingAfterBreak="0">
+    <w:nsid w:val="01BE7FAE"/>
+    <w:multiLevelType w:val="hybridMultilevel"/>
+    <w:tmpl w:val="0FA23F7E"/>
+    <w:lvl w:ilvl="0" w:tplc="04090001">
+      <w:start w:val="1"/>
+      <w:numFmt w:val="bullet"/>
+      <w:lvlText w:val=""/>
+      <w:lvlJc w:val="left"/>
+      <w:pPr>
+        <w:ind w:left="720" w:hanging="360"/>
+      </w:pPr>
+      <w:rPr>
+        <w:rFonts w:ascii="Symbol" w:hAnsi="Symbol" w:hint="default"/>
+      </w:rPr>
+    </w:lvl>
+    <w:lvl w:ilvl="1" w:tplc="04090003" w:tentative="1">
+      <w:start w:val="1"/>
+      <w:numFmt w:val="bullet"/>
+      <w:lvlText w:val="o"/>
+      <w:lvlJc w:val="left"/>
+      <w:pPr>
+        <w:ind w:left="1440" w:hanging="360"/>
+      </w:pPr>
+      <w:rPr>
+        <w:rFonts w:ascii="Courier New" w:hAnsi="Courier New" w:cs="Courier New" w:hint="default"/>
+      </w:rPr>
+    </w:lvl>
+    <w:lvl w:ilvl="2" w:tplc="04090005" w:tentative="1">
+      <w:start w:val="1"/>
+      <w:numFmt w:val="bullet"/>
+      <w:lvlText w:val=""/>
+      <w:lvlJc w:val="left"/>
+      <w:pPr>
+        <w:ind w:left="2160" w:hanging="360"/>
+      </w:pPr>
+      <w:rPr>
+        <w:rFonts w:ascii="Wingdings" w:hAnsi="Wingdings" w:hint="default"/>
+      </w:rPr>
+    </w:lvl>
+    <w:lvl w:ilvl="3" w:tplc="04090001" w:tentative="1">
+      <w:start w:val="1"/>
+      <w:numFmt w:val="bullet"/>
+      <w:lvlText w:val=""/>
+      <w:lvlJc w:val="left"/>
+      <w:pPr>
+        <w:ind w:left="2880" w:hanging="360"/>
+      </w:pPr>
+      <w:rPr>
+        <w:rFonts w:ascii="Symbol" w:hAnsi="Symbol" w:hint="default"/>
+      </w:rPr>
+    </w:lvl>
+    <w:lvl w:ilvl="4" w:tplc="04090003" w:tentative="1">
+      <w:start w:val="1"/>
+      <w:numFmt w:val="bullet"/>
+      <w:lvlText w:val="o"/>
+      <w:lvlJc w:val="left"/>
+      <w:pPr>
+        <w:ind w:left="3600" w:hanging="360"/>
+      </w:pPr>
+      <w:rPr>
+        <w:rFonts w:ascii="Courier New" w:hAnsi="Courier New" w:cs="Courier New" w:hint="default"/>
+      </w:rPr>
+    </w:lvl>
+    <w:lvl w:ilvl="5" w:tplc="04090005" w:tentative="1">
+      <w:start w:val="1"/>
+      <w:numFmt w:val="bullet"/>
+      <w:lvlText w:val=""/>
+      <w:lvlJc w:val="left"/>
+      <w:pPr>
+        <w:ind w:left="4320" w:hanging="360"/>
+      </w:pPr>
+      <w:rPr>
+        <w:rFonts w:ascii="Wingdings" w:hAnsi="Wingdings" w:hint="default"/>
+      </w:rPr>
+    </w:lvl>
+    <w:lvl w:ilvl="6" w:tplc="04090001" w:tentative="1">
+      <w:start w:val="1"/>
+      <w:numFmt w:val="bullet"/>
+      <w:lvlText w:val=""/>
+      <w:lvlJc w:val="left"/>
+      <w:pPr>
+        <w:ind w:left="5040" w:hanging="360"/>
+      </w:pPr>
+      <w:rPr>
+        <w:rFonts w:ascii="Symbol" w:hAnsi="Symbol" w:hint="default"/>
+      </w:rPr>
+    </w:lvl>
+    <w:lvl w:ilvl="7" w:tplc="04090003" w:tentative="1">
+      <w:start w:val="1"/>
+      <w:numFmt w:val="bullet"/>
+      <w:lvlText w:val="o"/>
+      <w:lvlJc w:val="left"/>
+      <w:pPr>
+        <w:ind w:left="5760" w:hanging="360"/>
+      </w:pPr>
+      <w:rPr>
+        <w:rFonts w:ascii="Courier New" w:hAnsi="Courier New" w:cs="Courier New" w:hint="default"/>
+      </w:rPr>
+    </w:lvl>
+    <w:lvl w:ilvl="8" w:tplc="04090005" w:tentative="1">
+      <w:start w:val="1"/>
+      <w:numFmt w:val="bullet"/>
+      <w:lvlText w:val=""/>
+      <w:lvlJc w:val="left"/>
+      <w:pPr>
+        <w:ind w:left="6480" w:hanging="360"/>
+      </w:pPr>
+      <w:rPr>
+        <w:rFonts w:ascii="Wingdings" w:hAnsi="Wingdings" w:hint="default"/>
+      </w:rPr>
+    </w:lvl>
+  </w:abstractNum>
+  <w:abstractNum w:abstractNumId="1" w15:restartNumberingAfterBreak="0">
     <w:nsid w:val="0BE921D0"/>
     <w:multiLevelType w:val="hybridMultilevel"/>
     <w:tmpl w:val="93F6DA84"/>
@@ -963,7 +515,7 @@
       </w:rPr>
     </w:lvl>
   </w:abstractNum>
-  <w:abstractNum w:abstractNumId="1" w15:restartNumberingAfterBreak="0">
+  <w:abstractNum w:abstractNumId="2" w15:restartNumberingAfterBreak="0">
     <w:nsid w:val="366617A4"/>
     <w:multiLevelType w:val="hybridMultilevel"/>
     <w:tmpl w:val="0338E05E"/>
@@ -1076,7 +628,7 @@
       </w:rPr>
     </w:lvl>
   </w:abstractNum>
-  <w:abstractNum w:abstractNumId="2" w15:restartNumberingAfterBreak="0">
+  <w:abstractNum w:abstractNumId="3" w15:restartNumberingAfterBreak="0">
     <w:nsid w:val="637B360A"/>
     <w:multiLevelType w:val="hybridMultilevel"/>
     <w:tmpl w:val="27C89C88"/>
@@ -1189,7 +741,7 @@
       </w:rPr>
     </w:lvl>
   </w:abstractNum>
-  <w:abstractNum w:abstractNumId="3" w15:restartNumberingAfterBreak="0">
+  <w:abstractNum w:abstractNumId="4" w15:restartNumberingAfterBreak="0">
     <w:nsid w:val="6DDE24D7"/>
     <w:multiLevelType w:val="hybridMultilevel"/>
     <w:tmpl w:val="FED86C4C"/>
@@ -1302,7 +854,7 @@
       </w:rPr>
     </w:lvl>
   </w:abstractNum>
-  <w:abstractNum w:abstractNumId="4" w15:restartNumberingAfterBreak="0">
+  <w:abstractNum w:abstractNumId="5" w15:restartNumberingAfterBreak="0">
     <w:nsid w:val="72380D0B"/>
     <w:multiLevelType w:val="hybridMultilevel"/>
     <w:tmpl w:val="0FAA4DCA"/>
@@ -1416,19 +968,22 @@
     </w:lvl>
   </w:abstractNum>
   <w:num w:numId="1" w16cid:durableId="1887639875">
+    <w:abstractNumId w:val="3"/>
+  </w:num>
+  <w:num w:numId="2" w16cid:durableId="1382899901">
+    <w:abstractNumId w:val="1"/>
+  </w:num>
+  <w:num w:numId="3" w16cid:durableId="305627122">
     <w:abstractNumId w:val="2"/>
   </w:num>
-  <w:num w:numId="2" w16cid:durableId="1382899901">
-    <w:abstractNumId w:val="0"/>
+  <w:num w:numId="4" w16cid:durableId="1521970923">
+    <w:abstractNumId w:val="5"/>
   </w:num>
-  <w:num w:numId="3" w16cid:durableId="305627122">
-    <w:abstractNumId w:val="1"/>
-  </w:num>
-  <w:num w:numId="4" w16cid:durableId="1521970923">
+  <w:num w:numId="5" w16cid:durableId="1263689113">
     <w:abstractNumId w:val="4"/>
   </w:num>
-  <w:num w:numId="5" w16cid:durableId="1263689113">
-    <w:abstractNumId w:val="3"/>
+  <w:num w:numId="6" w16cid:durableId="1327172891">
+    <w:abstractNumId w:val="0"/>
   </w:num>
 </w:numbering>
 </file>
@@ -1883,7 +1438,6 @@
     <w:next w:val="Normal"/>
     <w:link w:val="Heading3Char"/>
     <w:uiPriority w:val="9"/>
-    <w:semiHidden/>
     <w:unhideWhenUsed/>
     <w:qFormat/>
     <w:rsid w:val="00DA6A9D"/>
@@ -2035,6 +1589,7 @@
   <w:style w:type="character" w:default="1" w:styleId="DefaultParagraphFont">
     <w:name w:val="Default Paragraph Font"/>
     <w:uiPriority w:val="1"/>
+    <w:semiHidden/>
     <w:unhideWhenUsed/>
   </w:style>
   <w:style w:type="table" w:default="1" w:styleId="TableNormal">
@@ -2089,7 +1644,6 @@
     <w:basedOn w:val="DefaultParagraphFont"/>
     <w:link w:val="Heading3"/>
     <w:uiPriority w:val="9"/>
-    <w:semiHidden/>
     <w:rsid w:val="00DA6A9D"/>
     <w:rPr>
       <w:rFonts w:eastAsiaTheme="majorEastAsia" w:cstheme="majorBidi"/>

--- a/kubernetes/Kuberneted details notes.docx
+++ b/kubernetes/Kuberneted details notes.docx
@@ -103,6 +103,53 @@
     </w:p>
     <w:p>
       <w:pPr>
+        <w:pStyle w:val="Heading2"/>
+      </w:pPr>
+      <w:r>
+        <w:t>Kubernetes services DNS names</w:t>
+      </w:r>
+    </w:p>
+    <w:p>
+      <w:r>
+        <w:t>In Kubernetes, all services are accessible via DNS at:</w:t>
+      </w:r>
+    </w:p>
+    <w:p>
+      <w:pPr>
+        <w:pStyle w:val="ListParagraph"/>
+        <w:numPr>
+          <w:ilvl w:val="0"/>
+          <w:numId w:val="9"/>
+        </w:numPr>
+      </w:pPr>
+      <w:r>
+        <w:t>&lt;service-name&gt;.&lt;namespace&gt;.svc</w:t>
+      </w:r>
+    </w:p>
+    <w:p>
+      <w:r>
+        <w:t xml:space="preserve">Kubernetes API server always uses that DNS name to communicate with </w:t>
+      </w:r>
+      <w:r>
+        <w:t xml:space="preserve">resources through a </w:t>
+      </w:r>
+      <w:r>
+        <w:t>Service.</w:t>
+      </w:r>
+    </w:p>
+    <w:p>
+      <w:r>
+        <w:t xml:space="preserve">If we can’t resolve that DNS name from inside of a Pod, then that </w:t>
+      </w:r>
+      <w:r>
+        <w:t>indicates an issue with Kubernetes</w:t>
+      </w:r>
+      <w:r>
+        <w:t>.</w:t>
+      </w:r>
+    </w:p>
+    <w:p>
+      <w:pPr>
         <w:pStyle w:val="Heading1"/>
       </w:pPr>
       <w:r>
@@ -111,10 +158,7 @@
     </w:p>
     <w:p>
       <w:r>
-        <w:t>Webhook</w:t>
-      </w:r>
-      <w:r>
-        <w:t xml:space="preserve"> uses TLS certificates for secure HTTPS communication between Kubernetes API server and Webhook server. It is saved as files on the Webhook server and as the caBundle field in the </w:t>
+        <w:t xml:space="preserve">Webhook uses TLS certificates for secure HTTPS communication between Kubernetes API server and Webhook server. It is saved as files on the Webhook server and as the caBundle field in the </w:t>
       </w:r>
       <w:r>
         <w:t>MutatingWebhookConfiguration or ValidatingWebhookConfiguration</w:t>
@@ -128,7 +172,59 @@
         <w:pStyle w:val="Heading1"/>
       </w:pPr>
       <w:r>
-        <w:t>Setting up Kubernetes</w:t>
+        <w:t>Kubernetes config file</w:t>
+      </w:r>
+    </w:p>
+    <w:p>
+      <w:r>
+        <w:t xml:space="preserve">This </w:t>
+      </w:r>
+      <w:r>
+        <w:t xml:space="preserve">file </w:t>
+      </w:r>
+      <w:r>
+        <w:t>contains configuration files that kubectl uses to connect and authenticate to Kubernetes</w:t>
+      </w:r>
+      <w:r>
+        <w:t xml:space="preserve"> and it is located usually at </w:t>
+      </w:r>
+      <w:r>
+        <w:t>/etc/kubernetes/admin.conf</w:t>
+      </w:r>
+      <w:r>
+        <w:t>.</w:t>
+      </w:r>
+    </w:p>
+    <w:p>
+      <w:r>
+        <w:t xml:space="preserve">When </w:t>
+      </w:r>
+      <w:r>
+        <w:t xml:space="preserve">Linux user uses kubectl, then </w:t>
+      </w:r>
+      <w:r>
+        <w:t>those configuration files</w:t>
+      </w:r>
+      <w:r>
+        <w:t xml:space="preserve"> specifies which Kubernetes user will be used for executing kubectl commands, like creating resources.</w:t>
+      </w:r>
+    </w:p>
+    <w:p>
+      <w:r>
+        <w:lastRenderedPageBreak/>
+        <w:t xml:space="preserve">Depending on which </w:t>
+      </w:r>
+      <w:r>
+        <w:t>configuration files</w:t>
+      </w:r>
+      <w:r>
+        <w:t xml:space="preserve"> </w:t>
+      </w:r>
+      <w:r>
+        <w:t>are</w:t>
+      </w:r>
+      <w:r>
+        <w:t xml:space="preserve"> used, user might see different resources in Kubernetes because of permissions assigned to the Kubernetes user which is used.</w:t>
       </w:r>
     </w:p>
     <w:p>
@@ -136,7 +232,7 @@
         <w:pStyle w:val="Heading2"/>
       </w:pPr>
       <w:r>
-        <w:t>Kubernetes config file</w:t>
+        <w:t>KUBECONFIG variable</w:t>
       </w:r>
     </w:p>
     <w:p>
@@ -144,16 +240,25 @@
         <w:t xml:space="preserve">This </w:t>
       </w:r>
       <w:r>
+        <w:t xml:space="preserve">environment </w:t>
+      </w:r>
+      <w:r>
+        <w:t xml:space="preserve">variable indicates a path to the Kubernetes configuration </w:t>
+      </w:r>
+      <w:r>
         <w:t xml:space="preserve">file </w:t>
       </w:r>
       <w:r>
-        <w:t>contains configuration files that kubectl uses to connect and authenticate to Kubernetes</w:t>
-      </w:r>
-      <w:r>
-        <w:t xml:space="preserve"> and it is located usually at </w:t>
-      </w:r>
-      <w:r>
-        <w:t>/etc/kubernetes/admin.conf</w:t>
+        <w:t>(</w:t>
+      </w:r>
+      <w:r>
+        <w:t>admin.conf</w:t>
+      </w:r>
+      <w:r>
+        <w:t>)</w:t>
+      </w:r>
+      <w:r>
+        <w:t xml:space="preserve"> which will be used by the current Linux user</w:t>
       </w:r>
       <w:r>
         <w:t>.</w:t>
@@ -161,33 +266,24 @@
     </w:p>
     <w:p>
       <w:r>
-        <w:t xml:space="preserve">When </w:t>
-      </w:r>
-      <w:r>
-        <w:t xml:space="preserve">Linux user uses kubectl, then </w:t>
-      </w:r>
-      <w:r>
-        <w:t>those configuration files</w:t>
-      </w:r>
-      <w:r>
-        <w:t xml:space="preserve"> specifies which Kubernetes user will be used for executing kubectl commands, like creating resources.</w:t>
-      </w:r>
-    </w:p>
-    <w:p>
-      <w:r>
-        <w:t xml:space="preserve">Depending on which </w:t>
-      </w:r>
-      <w:r>
-        <w:t>configuration files</w:t>
-      </w:r>
-      <w:r>
-        <w:t xml:space="preserve"> </w:t>
-      </w:r>
-      <w:r>
-        <w:t>are</w:t>
-      </w:r>
-      <w:r>
-        <w:t xml:space="preserve"> used, user might see different resources in Kubernetes because of permissions assigned to the Kubernetes user which is used.</w:t>
+        <w:t>If it is not set up then Kubernetes will look for that config file in the default location ~/.kube/config.</w:t>
+      </w:r>
+    </w:p>
+    <w:p>
+      <w:pPr>
+        <w:pStyle w:val="Heading1"/>
+      </w:pPr>
+      <w:r>
+        <w:t>Containerd</w:t>
+      </w:r>
+    </w:p>
+    <w:p>
+      <w:bookmarkStart w:id="0" w:name="_Hlk204329277"/>
+      <w:r>
+        <w:t>Kubernetes uses containerd as a runtime for running containers.</w:t>
+      </w:r>
+      <w:r>
+        <w:t xml:space="preserve"> Kubelet is communicating with it.</w:t>
       </w:r>
     </w:p>
     <w:p>
@@ -195,24 +291,53 @@
         <w:pStyle w:val="Heading2"/>
       </w:pPr>
       <w:r>
-        <w:t>KUBECONFIG variable</w:t>
-      </w:r>
-    </w:p>
-    <w:p>
-      <w:r>
-        <w:t xml:space="preserve">This variable indicates a path to the Kubernetes configuration </w:t>
-      </w:r>
-      <w:r>
-        <w:t xml:space="preserve">file </w:t>
-      </w:r>
-      <w:r>
-        <w:t>(</w:t>
-      </w:r>
-      <w:r>
-        <w:t>admin.conf</w:t>
-      </w:r>
-      <w:r>
-        <w:t>). If it is not set up then Kubernetes will look for that config file in the default location ~/.kube/config.</w:t>
+        <w:t>Containerd.sock</w:t>
+      </w:r>
+    </w:p>
+    <w:p>
+      <w:r>
+        <w:t>It is a file which is a Unix domain socket. It is</w:t>
+      </w:r>
+      <w:r>
+        <w:t xml:space="preserve"> containerd’s</w:t>
+      </w:r>
+      <w:r>
+        <w:t xml:space="preserve"> endpoint</w:t>
+      </w:r>
+      <w:r>
+        <w:t xml:space="preserve"> used </w:t>
+      </w:r>
+      <w:r>
+        <w:t>by clients (like Kubernetes (kubelet) and other CLI tools) for</w:t>
+      </w:r>
+      <w:r>
+        <w:t xml:space="preserve"> communication </w:t>
+      </w:r>
+      <w:r>
+        <w:t xml:space="preserve">with </w:t>
+      </w:r>
+      <w:r>
+        <w:t>containerd</w:t>
+      </w:r>
+      <w:r>
+        <w:t>.</w:t>
+      </w:r>
+    </w:p>
+    <w:p>
+      <w:r>
+        <w:t xml:space="preserve">Path of that file </w:t>
+      </w:r>
+      <w:r>
+        <w:t xml:space="preserve">uniquely </w:t>
+      </w:r>
+      <w:r>
+        <w:t xml:space="preserve">identifies that endpoint and is used </w:t>
+      </w:r>
+      <w:r>
+        <w:t xml:space="preserve">by clients to connect to containerd </w:t>
+      </w:r>
+      <w:r>
+        <w:t>(like an IP address).</w:t>
       </w:r>
     </w:p>
     <w:p>
@@ -220,63 +345,164 @@
         <w:pStyle w:val="Heading2"/>
       </w:pPr>
       <w:r>
+        <w:t>Crictl</w:t>
+      </w:r>
+    </w:p>
+    <w:p>
+      <w:r>
+        <w:t>It is a CLI tool used to interact with container runtimes like containerd.</w:t>
+      </w:r>
+    </w:p>
+    <w:p>
+      <w:pPr>
+        <w:pStyle w:val="Heading2"/>
+      </w:pPr>
+      <w:r>
+        <w:t>Crictl.yaml</w:t>
+      </w:r>
+    </w:p>
+    <w:p>
+      <w:r>
+        <w:t>It is a configuration file used by the circtl. Amoung the others it specifies a path to the socket (the .sock file) to use.</w:t>
+      </w:r>
+      <w:bookmarkEnd w:id="0"/>
+    </w:p>
+    <w:p>
+      <w:pPr>
+        <w:pStyle w:val="Heading2"/>
+      </w:pPr>
+      <w:r>
+        <w:t>Cgroup</w:t>
+      </w:r>
+      <w:r>
+        <w:t xml:space="preserve"> management</w:t>
+      </w:r>
+      <w:r>
+        <w:t xml:space="preserve"> – sytemdCgroup configuration</w:t>
+      </w:r>
+    </w:p>
+    <w:p>
+      <w:r>
+        <w:t>Cgroup is a Linux kernel feature that controls and limits the resource usage (CPU, RAM etc) of groups of processes.</w:t>
+      </w:r>
+    </w:p>
+    <w:p>
+      <w:r>
+        <w:t>The sytemdCgroup option in the containerd configuration indicates whether or not use systemd for cgroup management.</w:t>
+      </w:r>
+    </w:p>
+    <w:p>
+      <w:r>
+        <w:t>When sytemdCgroup = true then systemd will be used for cgroup management.</w:t>
+      </w:r>
+    </w:p>
+    <w:p>
+      <w:r>
+        <w:t>When systemdCgroup = false then containerd will manage cgroups using the cgoupsfs interface independently of systemd.</w:t>
+      </w:r>
+    </w:p>
+    <w:p>
+      <w:r>
         <w:lastRenderedPageBreak/>
-        <w:t>Containerd</w:t>
-      </w:r>
-    </w:p>
-    <w:p>
-      <w:r>
-        <w:t>Kubernetes uses containerd as a runtime for running containers.</w:t>
-      </w:r>
-      <w:r>
-        <w:t xml:space="preserve"> Kubelet is communicating with it.</w:t>
-      </w:r>
-    </w:p>
-    <w:p>
-      <w:pPr>
-        <w:pStyle w:val="Heading3"/>
-      </w:pPr>
-      <w:r>
-        <w:t>Containerd.sock</w:t>
-      </w:r>
-    </w:p>
-    <w:p>
-      <w:r>
-        <w:t>It is a file which is a Unix domain socket. It is used for communication between containerd and clients (like Kubernetes</w:t>
-      </w:r>
-      <w:r>
-        <w:t xml:space="preserve"> (kubelet)</w:t>
-      </w:r>
-      <w:r>
-        <w:t xml:space="preserve"> and other CLI tools).</w:t>
-      </w:r>
-    </w:p>
-    <w:p>
-      <w:pPr>
-        <w:pStyle w:val="Heading3"/>
-      </w:pPr>
-      <w:r>
-        <w:t>Crictl</w:t>
-      </w:r>
-    </w:p>
-    <w:p>
-      <w:r>
-        <w:t>It is a CLI tool used to interact with container runtimes like containerd.</w:t>
-      </w:r>
-    </w:p>
-    <w:p>
-      <w:pPr>
-        <w:pStyle w:val="Heading3"/>
-      </w:pPr>
-      <w:r>
-        <w:t>Crictl.yaml</w:t>
-      </w:r>
-    </w:p>
-    <w:p>
-      <w:r>
-        <w:t>It is a configuration file used by the circtl. Amoung the others it specifies a path to the socket (the .sock file) to use.</w:t>
-      </w:r>
-    </w:p>
+        <w:t>sytemdCgroup = true is usually required for Kubernetes. It is required if kubelet is using systemd for cgroup management.</w:t>
+      </w:r>
+    </w:p>
+    <w:p>
+      <w:pPr>
+        <w:pStyle w:val="Heading1"/>
+      </w:pPr>
+      <w:r>
+        <w:t>CNI</w:t>
+      </w:r>
+    </w:p>
+    <w:p>
+      <w:r>
+        <w:t>CNI stands for Container Network Interface. It’s a specification that provides network connectivity to containers in Kubernetes.</w:t>
+      </w:r>
+    </w:p>
+    <w:p>
+      <w:r>
+        <w:t>Kubernetes uses CNI plugins such as:</w:t>
+      </w:r>
+    </w:p>
+    <w:p>
+      <w:pPr>
+        <w:pStyle w:val="ListParagraph"/>
+        <w:numPr>
+          <w:ilvl w:val="0"/>
+          <w:numId w:val="7"/>
+        </w:numPr>
+      </w:pPr>
+      <w:r>
+        <w:t>Calico</w:t>
+      </w:r>
+    </w:p>
+    <w:p>
+      <w:pPr>
+        <w:pStyle w:val="ListParagraph"/>
+        <w:numPr>
+          <w:ilvl w:val="0"/>
+          <w:numId w:val="7"/>
+        </w:numPr>
+      </w:pPr>
+      <w:r>
+        <w:t>Flannel</w:t>
+      </w:r>
+    </w:p>
+    <w:p>
+      <w:pPr>
+        <w:pStyle w:val="ListParagraph"/>
+        <w:numPr>
+          <w:ilvl w:val="0"/>
+          <w:numId w:val="7"/>
+        </w:numPr>
+      </w:pPr>
+      <w:r>
+        <w:t>Cilium</w:t>
+      </w:r>
+    </w:p>
+    <w:p>
+      <w:r>
+        <w:t>Those plugins handles networking, for example:</w:t>
+      </w:r>
+    </w:p>
+    <w:p>
+      <w:pPr>
+        <w:pStyle w:val="ListParagraph"/>
+        <w:numPr>
+          <w:ilvl w:val="0"/>
+          <w:numId w:val="8"/>
+        </w:numPr>
+      </w:pPr>
+      <w:r>
+        <w:t>Assignins IP addresses to Pods</w:t>
+      </w:r>
+    </w:p>
+    <w:p>
+      <w:pPr>
+        <w:pStyle w:val="ListParagraph"/>
+        <w:numPr>
+          <w:ilvl w:val="0"/>
+          <w:numId w:val="8"/>
+        </w:numPr>
+      </w:pPr>
+      <w:r>
+        <w:t>Setting up network interface inside Pods</w:t>
+      </w:r>
+    </w:p>
+    <w:p>
+      <w:pPr>
+        <w:pStyle w:val="ListParagraph"/>
+        <w:numPr>
+          <w:ilvl w:val="0"/>
+          <w:numId w:val="8"/>
+        </w:numPr>
+      </w:pPr>
+      <w:r>
+        <w:t>Routing traffic</w:t>
+      </w:r>
+    </w:p>
+    <w:p/>
     <w:sectPr>
       <w:pgSz w:w="12240" w:h="15840"/>
       <w:pgMar w:top="1440" w:right="1440" w:bottom="1440" w:left="1440" w:header="720" w:footer="720" w:gutter="0"/>
@@ -629,6 +855,119 @@
     </w:lvl>
   </w:abstractNum>
   <w:abstractNum w:abstractNumId="3" w15:restartNumberingAfterBreak="0">
+    <w:nsid w:val="622574EB"/>
+    <w:multiLevelType w:val="hybridMultilevel"/>
+    <w:tmpl w:val="3C5E5114"/>
+    <w:lvl w:ilvl="0" w:tplc="04090001">
+      <w:start w:val="1"/>
+      <w:numFmt w:val="bullet"/>
+      <w:lvlText w:val=""/>
+      <w:lvlJc w:val="left"/>
+      <w:pPr>
+        <w:ind w:left="720" w:hanging="360"/>
+      </w:pPr>
+      <w:rPr>
+        <w:rFonts w:ascii="Symbol" w:hAnsi="Symbol" w:hint="default"/>
+      </w:rPr>
+    </w:lvl>
+    <w:lvl w:ilvl="1" w:tplc="04090003" w:tentative="1">
+      <w:start w:val="1"/>
+      <w:numFmt w:val="bullet"/>
+      <w:lvlText w:val="o"/>
+      <w:lvlJc w:val="left"/>
+      <w:pPr>
+        <w:ind w:left="1440" w:hanging="360"/>
+      </w:pPr>
+      <w:rPr>
+        <w:rFonts w:ascii="Courier New" w:hAnsi="Courier New" w:cs="Courier New" w:hint="default"/>
+      </w:rPr>
+    </w:lvl>
+    <w:lvl w:ilvl="2" w:tplc="04090005" w:tentative="1">
+      <w:start w:val="1"/>
+      <w:numFmt w:val="bullet"/>
+      <w:lvlText w:val=""/>
+      <w:lvlJc w:val="left"/>
+      <w:pPr>
+        <w:ind w:left="2160" w:hanging="360"/>
+      </w:pPr>
+      <w:rPr>
+        <w:rFonts w:ascii="Wingdings" w:hAnsi="Wingdings" w:hint="default"/>
+      </w:rPr>
+    </w:lvl>
+    <w:lvl w:ilvl="3" w:tplc="04090001" w:tentative="1">
+      <w:start w:val="1"/>
+      <w:numFmt w:val="bullet"/>
+      <w:lvlText w:val=""/>
+      <w:lvlJc w:val="left"/>
+      <w:pPr>
+        <w:ind w:left="2880" w:hanging="360"/>
+      </w:pPr>
+      <w:rPr>
+        <w:rFonts w:ascii="Symbol" w:hAnsi="Symbol" w:hint="default"/>
+      </w:rPr>
+    </w:lvl>
+    <w:lvl w:ilvl="4" w:tplc="04090003" w:tentative="1">
+      <w:start w:val="1"/>
+      <w:numFmt w:val="bullet"/>
+      <w:lvlText w:val="o"/>
+      <w:lvlJc w:val="left"/>
+      <w:pPr>
+        <w:ind w:left="3600" w:hanging="360"/>
+      </w:pPr>
+      <w:rPr>
+        <w:rFonts w:ascii="Courier New" w:hAnsi="Courier New" w:cs="Courier New" w:hint="default"/>
+      </w:rPr>
+    </w:lvl>
+    <w:lvl w:ilvl="5" w:tplc="04090005" w:tentative="1">
+      <w:start w:val="1"/>
+      <w:numFmt w:val="bullet"/>
+      <w:lvlText w:val=""/>
+      <w:lvlJc w:val="left"/>
+      <w:pPr>
+        <w:ind w:left="4320" w:hanging="360"/>
+      </w:pPr>
+      <w:rPr>
+        <w:rFonts w:ascii="Wingdings" w:hAnsi="Wingdings" w:hint="default"/>
+      </w:rPr>
+    </w:lvl>
+    <w:lvl w:ilvl="6" w:tplc="04090001" w:tentative="1">
+      <w:start w:val="1"/>
+      <w:numFmt w:val="bullet"/>
+      <w:lvlText w:val=""/>
+      <w:lvlJc w:val="left"/>
+      <w:pPr>
+        <w:ind w:left="5040" w:hanging="360"/>
+      </w:pPr>
+      <w:rPr>
+        <w:rFonts w:ascii="Symbol" w:hAnsi="Symbol" w:hint="default"/>
+      </w:rPr>
+    </w:lvl>
+    <w:lvl w:ilvl="7" w:tplc="04090003" w:tentative="1">
+      <w:start w:val="1"/>
+      <w:numFmt w:val="bullet"/>
+      <w:lvlText w:val="o"/>
+      <w:lvlJc w:val="left"/>
+      <w:pPr>
+        <w:ind w:left="5760" w:hanging="360"/>
+      </w:pPr>
+      <w:rPr>
+        <w:rFonts w:ascii="Courier New" w:hAnsi="Courier New" w:cs="Courier New" w:hint="default"/>
+      </w:rPr>
+    </w:lvl>
+    <w:lvl w:ilvl="8" w:tplc="04090005" w:tentative="1">
+      <w:start w:val="1"/>
+      <w:numFmt w:val="bullet"/>
+      <w:lvlText w:val=""/>
+      <w:lvlJc w:val="left"/>
+      <w:pPr>
+        <w:ind w:left="6480" w:hanging="360"/>
+      </w:pPr>
+      <w:rPr>
+        <w:rFonts w:ascii="Wingdings" w:hAnsi="Wingdings" w:hint="default"/>
+      </w:rPr>
+    </w:lvl>
+  </w:abstractNum>
+  <w:abstractNum w:abstractNumId="4" w15:restartNumberingAfterBreak="0">
     <w:nsid w:val="637B360A"/>
     <w:multiLevelType w:val="hybridMultilevel"/>
     <w:tmpl w:val="27C89C88"/>
@@ -741,7 +1080,7 @@
       </w:rPr>
     </w:lvl>
   </w:abstractNum>
-  <w:abstractNum w:abstractNumId="4" w15:restartNumberingAfterBreak="0">
+  <w:abstractNum w:abstractNumId="5" w15:restartNumberingAfterBreak="0">
     <w:nsid w:val="6DDE24D7"/>
     <w:multiLevelType w:val="hybridMultilevel"/>
     <w:tmpl w:val="FED86C4C"/>
@@ -854,7 +1193,7 @@
       </w:rPr>
     </w:lvl>
   </w:abstractNum>
-  <w:abstractNum w:abstractNumId="5" w15:restartNumberingAfterBreak="0">
+  <w:abstractNum w:abstractNumId="6" w15:restartNumberingAfterBreak="0">
     <w:nsid w:val="72380D0B"/>
     <w:multiLevelType w:val="hybridMultilevel"/>
     <w:tmpl w:val="0FAA4DCA"/>
@@ -967,8 +1306,234 @@
       </w:rPr>
     </w:lvl>
   </w:abstractNum>
+  <w:abstractNum w:abstractNumId="7" w15:restartNumberingAfterBreak="0">
+    <w:nsid w:val="7ED45745"/>
+    <w:multiLevelType w:val="hybridMultilevel"/>
+    <w:tmpl w:val="91EA4CFC"/>
+    <w:lvl w:ilvl="0" w:tplc="04090001">
+      <w:start w:val="1"/>
+      <w:numFmt w:val="bullet"/>
+      <w:lvlText w:val=""/>
+      <w:lvlJc w:val="left"/>
+      <w:pPr>
+        <w:ind w:left="720" w:hanging="360"/>
+      </w:pPr>
+      <w:rPr>
+        <w:rFonts w:ascii="Symbol" w:hAnsi="Symbol" w:hint="default"/>
+      </w:rPr>
+    </w:lvl>
+    <w:lvl w:ilvl="1" w:tplc="04090003" w:tentative="1">
+      <w:start w:val="1"/>
+      <w:numFmt w:val="bullet"/>
+      <w:lvlText w:val="o"/>
+      <w:lvlJc w:val="left"/>
+      <w:pPr>
+        <w:ind w:left="1440" w:hanging="360"/>
+      </w:pPr>
+      <w:rPr>
+        <w:rFonts w:ascii="Courier New" w:hAnsi="Courier New" w:cs="Courier New" w:hint="default"/>
+      </w:rPr>
+    </w:lvl>
+    <w:lvl w:ilvl="2" w:tplc="04090005" w:tentative="1">
+      <w:start w:val="1"/>
+      <w:numFmt w:val="bullet"/>
+      <w:lvlText w:val=""/>
+      <w:lvlJc w:val="left"/>
+      <w:pPr>
+        <w:ind w:left="2160" w:hanging="360"/>
+      </w:pPr>
+      <w:rPr>
+        <w:rFonts w:ascii="Wingdings" w:hAnsi="Wingdings" w:hint="default"/>
+      </w:rPr>
+    </w:lvl>
+    <w:lvl w:ilvl="3" w:tplc="04090001" w:tentative="1">
+      <w:start w:val="1"/>
+      <w:numFmt w:val="bullet"/>
+      <w:lvlText w:val=""/>
+      <w:lvlJc w:val="left"/>
+      <w:pPr>
+        <w:ind w:left="2880" w:hanging="360"/>
+      </w:pPr>
+      <w:rPr>
+        <w:rFonts w:ascii="Symbol" w:hAnsi="Symbol" w:hint="default"/>
+      </w:rPr>
+    </w:lvl>
+    <w:lvl w:ilvl="4" w:tplc="04090003" w:tentative="1">
+      <w:start w:val="1"/>
+      <w:numFmt w:val="bullet"/>
+      <w:lvlText w:val="o"/>
+      <w:lvlJc w:val="left"/>
+      <w:pPr>
+        <w:ind w:left="3600" w:hanging="360"/>
+      </w:pPr>
+      <w:rPr>
+        <w:rFonts w:ascii="Courier New" w:hAnsi="Courier New" w:cs="Courier New" w:hint="default"/>
+      </w:rPr>
+    </w:lvl>
+    <w:lvl w:ilvl="5" w:tplc="04090005" w:tentative="1">
+      <w:start w:val="1"/>
+      <w:numFmt w:val="bullet"/>
+      <w:lvlText w:val=""/>
+      <w:lvlJc w:val="left"/>
+      <w:pPr>
+        <w:ind w:left="4320" w:hanging="360"/>
+      </w:pPr>
+      <w:rPr>
+        <w:rFonts w:ascii="Wingdings" w:hAnsi="Wingdings" w:hint="default"/>
+      </w:rPr>
+    </w:lvl>
+    <w:lvl w:ilvl="6" w:tplc="04090001" w:tentative="1">
+      <w:start w:val="1"/>
+      <w:numFmt w:val="bullet"/>
+      <w:lvlText w:val=""/>
+      <w:lvlJc w:val="left"/>
+      <w:pPr>
+        <w:ind w:left="5040" w:hanging="360"/>
+      </w:pPr>
+      <w:rPr>
+        <w:rFonts w:ascii="Symbol" w:hAnsi="Symbol" w:hint="default"/>
+      </w:rPr>
+    </w:lvl>
+    <w:lvl w:ilvl="7" w:tplc="04090003" w:tentative="1">
+      <w:start w:val="1"/>
+      <w:numFmt w:val="bullet"/>
+      <w:lvlText w:val="o"/>
+      <w:lvlJc w:val="left"/>
+      <w:pPr>
+        <w:ind w:left="5760" w:hanging="360"/>
+      </w:pPr>
+      <w:rPr>
+        <w:rFonts w:ascii="Courier New" w:hAnsi="Courier New" w:cs="Courier New" w:hint="default"/>
+      </w:rPr>
+    </w:lvl>
+    <w:lvl w:ilvl="8" w:tplc="04090005" w:tentative="1">
+      <w:start w:val="1"/>
+      <w:numFmt w:val="bullet"/>
+      <w:lvlText w:val=""/>
+      <w:lvlJc w:val="left"/>
+      <w:pPr>
+        <w:ind w:left="6480" w:hanging="360"/>
+      </w:pPr>
+      <w:rPr>
+        <w:rFonts w:ascii="Wingdings" w:hAnsi="Wingdings" w:hint="default"/>
+      </w:rPr>
+    </w:lvl>
+  </w:abstractNum>
+  <w:abstractNum w:abstractNumId="8" w15:restartNumberingAfterBreak="0">
+    <w:nsid w:val="7F2F74BA"/>
+    <w:multiLevelType w:val="hybridMultilevel"/>
+    <w:tmpl w:val="9B9C49E8"/>
+    <w:lvl w:ilvl="0" w:tplc="04090001">
+      <w:start w:val="1"/>
+      <w:numFmt w:val="bullet"/>
+      <w:lvlText w:val=""/>
+      <w:lvlJc w:val="left"/>
+      <w:pPr>
+        <w:ind w:left="720" w:hanging="360"/>
+      </w:pPr>
+      <w:rPr>
+        <w:rFonts w:ascii="Symbol" w:hAnsi="Symbol" w:hint="default"/>
+      </w:rPr>
+    </w:lvl>
+    <w:lvl w:ilvl="1" w:tplc="04090003" w:tentative="1">
+      <w:start w:val="1"/>
+      <w:numFmt w:val="bullet"/>
+      <w:lvlText w:val="o"/>
+      <w:lvlJc w:val="left"/>
+      <w:pPr>
+        <w:ind w:left="1440" w:hanging="360"/>
+      </w:pPr>
+      <w:rPr>
+        <w:rFonts w:ascii="Courier New" w:hAnsi="Courier New" w:cs="Courier New" w:hint="default"/>
+      </w:rPr>
+    </w:lvl>
+    <w:lvl w:ilvl="2" w:tplc="04090005" w:tentative="1">
+      <w:start w:val="1"/>
+      <w:numFmt w:val="bullet"/>
+      <w:lvlText w:val=""/>
+      <w:lvlJc w:val="left"/>
+      <w:pPr>
+        <w:ind w:left="2160" w:hanging="360"/>
+      </w:pPr>
+      <w:rPr>
+        <w:rFonts w:ascii="Wingdings" w:hAnsi="Wingdings" w:hint="default"/>
+      </w:rPr>
+    </w:lvl>
+    <w:lvl w:ilvl="3" w:tplc="04090001" w:tentative="1">
+      <w:start w:val="1"/>
+      <w:numFmt w:val="bullet"/>
+      <w:lvlText w:val=""/>
+      <w:lvlJc w:val="left"/>
+      <w:pPr>
+        <w:ind w:left="2880" w:hanging="360"/>
+      </w:pPr>
+      <w:rPr>
+        <w:rFonts w:ascii="Symbol" w:hAnsi="Symbol" w:hint="default"/>
+      </w:rPr>
+    </w:lvl>
+    <w:lvl w:ilvl="4" w:tplc="04090003" w:tentative="1">
+      <w:start w:val="1"/>
+      <w:numFmt w:val="bullet"/>
+      <w:lvlText w:val="o"/>
+      <w:lvlJc w:val="left"/>
+      <w:pPr>
+        <w:ind w:left="3600" w:hanging="360"/>
+      </w:pPr>
+      <w:rPr>
+        <w:rFonts w:ascii="Courier New" w:hAnsi="Courier New" w:cs="Courier New" w:hint="default"/>
+      </w:rPr>
+    </w:lvl>
+    <w:lvl w:ilvl="5" w:tplc="04090005" w:tentative="1">
+      <w:start w:val="1"/>
+      <w:numFmt w:val="bullet"/>
+      <w:lvlText w:val=""/>
+      <w:lvlJc w:val="left"/>
+      <w:pPr>
+        <w:ind w:left="4320" w:hanging="360"/>
+      </w:pPr>
+      <w:rPr>
+        <w:rFonts w:ascii="Wingdings" w:hAnsi="Wingdings" w:hint="default"/>
+      </w:rPr>
+    </w:lvl>
+    <w:lvl w:ilvl="6" w:tplc="04090001" w:tentative="1">
+      <w:start w:val="1"/>
+      <w:numFmt w:val="bullet"/>
+      <w:lvlText w:val=""/>
+      <w:lvlJc w:val="left"/>
+      <w:pPr>
+        <w:ind w:left="5040" w:hanging="360"/>
+      </w:pPr>
+      <w:rPr>
+        <w:rFonts w:ascii="Symbol" w:hAnsi="Symbol" w:hint="default"/>
+      </w:rPr>
+    </w:lvl>
+    <w:lvl w:ilvl="7" w:tplc="04090003" w:tentative="1">
+      <w:start w:val="1"/>
+      <w:numFmt w:val="bullet"/>
+      <w:lvlText w:val="o"/>
+      <w:lvlJc w:val="left"/>
+      <w:pPr>
+        <w:ind w:left="5760" w:hanging="360"/>
+      </w:pPr>
+      <w:rPr>
+        <w:rFonts w:ascii="Courier New" w:hAnsi="Courier New" w:cs="Courier New" w:hint="default"/>
+      </w:rPr>
+    </w:lvl>
+    <w:lvl w:ilvl="8" w:tplc="04090005" w:tentative="1">
+      <w:start w:val="1"/>
+      <w:numFmt w:val="bullet"/>
+      <w:lvlText w:val=""/>
+      <w:lvlJc w:val="left"/>
+      <w:pPr>
+        <w:ind w:left="6480" w:hanging="360"/>
+      </w:pPr>
+      <w:rPr>
+        <w:rFonts w:ascii="Wingdings" w:hAnsi="Wingdings" w:hint="default"/>
+      </w:rPr>
+    </w:lvl>
+  </w:abstractNum>
   <w:num w:numId="1" w16cid:durableId="1887639875">
-    <w:abstractNumId w:val="3"/>
+    <w:abstractNumId w:val="4"/>
   </w:num>
   <w:num w:numId="2" w16cid:durableId="1382899901">
     <w:abstractNumId w:val="1"/>
@@ -977,13 +1542,22 @@
     <w:abstractNumId w:val="2"/>
   </w:num>
   <w:num w:numId="4" w16cid:durableId="1521970923">
-    <w:abstractNumId w:val="5"/>
+    <w:abstractNumId w:val="6"/>
   </w:num>
   <w:num w:numId="5" w16cid:durableId="1263689113">
-    <w:abstractNumId w:val="4"/>
+    <w:abstractNumId w:val="5"/>
   </w:num>
   <w:num w:numId="6" w16cid:durableId="1327172891">
     <w:abstractNumId w:val="0"/>
+  </w:num>
+  <w:num w:numId="7" w16cid:durableId="1871919290">
+    <w:abstractNumId w:val="7"/>
+  </w:num>
+  <w:num w:numId="8" w16cid:durableId="1962954726">
+    <w:abstractNumId w:val="8"/>
+  </w:num>
+  <w:num w:numId="9" w16cid:durableId="1059942516">
+    <w:abstractNumId w:val="3"/>
   </w:num>
 </w:numbering>
 </file>
